--- a/tarea_inegi/resultados/Explicacion_paso_a_paso_INEGI_2019.docx
+++ b/tarea_inegi/resultados/Explicacion_paso_a_paso_INEGI_2019.docx
@@ -853,7 +853,30 @@
           <w:sz w:val="21"/>
           <w:szCs w:val="21"/>
         </w:rPr>
-        <w:t xml:space="preserve">En el Censo mucha gente declara una edad “redonda”: hay 2,366,318 personas de 30 años pero solo 1,541,404 de 31. Eso hace que qx suba y baje sin sentido (qx a los 30 años saldría 0.00164 y a los 31 saldría 0.00235). Para corregirlo, de los 10 a los 97 años se reemplaza cada dato por el promedio de 5 edades (la edad y dos hacia cada lado), tanto en defunciones como en población. Con el suavizado: 0.00188 y 0.00195. En el Excel se apaga poniendo 0 en la celda amarilla “Suavizado del Censo” (L18); sin suavizar, e0 sería 75.73 en vez de 75.99.</w:t>
+        <w:t xml:space="preserve">En el Censo mucha gente declara una edad “redonda”: hay 2,366,318 personas de 30 años pero solo 1,541,404 de 31. Eso hace que qx suba y baje sin sentido (qx a los 30 años saldría 0.00164 y a los 31 saldría 0.00235). Para corregirlo, de los 10 a los 97 años se reemplaza cada dato por el promedio de 5 edades (la edad y dos hacia cada lado), tanto en defunciones como en población. Con el suavizado: 0.00188 y 0.00195. En el libro 1 se apaga poniendo 0 en la celda amarilla J5 de la hoja Preparación; sin suavizar, e0 sería 75.73 en vez de 75.99.</w:t>
+      </w:r>
+    </w:p>
+    <w:p>
+      <w:pPr>
+        <w:spacing w:after="110" w:line="276"/>
+      </w:pPr>
+      <w:r>
+        <w:rPr>
+          <w:rFonts w:ascii="Arial" w:cs="Arial" w:eastAsia="Arial" w:hAnsi="Arial"/>
+          <w:b/>
+          <w:bCs/>
+          <w:sz w:val="21"/>
+          <w:szCs w:val="21"/>
+        </w:rPr>
+        <w:t xml:space="preserve">¿Qué dice esa fórmula larga de la hoja Preparación? </w:t>
+      </w:r>
+      <w:r>
+        <w:rPr>
+          <w:rFonts w:ascii="Arial" w:cs="Arial" w:eastAsia="Arial" w:hAnsi="Arial"/>
+          <w:sz w:val="21"/>
+          <w:szCs w:val="21"/>
+        </w:rPr>
+        <w:t xml:space="preserve">=SI(Y(J5=1; edad&gt;=10; edad&lt;=97); PROMEDIO(las 5 celdas de alrededor); la celda tal cual). Se lee: “si el suavizado está encendido y la edad está entre 10 y 97, usa el promedio de esa edad y las dos de arriba y las dos de abajo; si no, deja el dato original”. Es la única fórmula con condición; todas las demás son sumas, productos o divisiones.</w:t>
       </w:r>
     </w:p>
     <w:p>
@@ -1571,7 +1594,7 @@
           <w:sz w:val="21"/>
           <w:szCs w:val="21"/>
         </w:rPr>
-        <w:t xml:space="preserve">Con la columna qx lista, el resto sale con las mismas fórmulas de la plantilla. En el Excel (hoja Tabla de mortalidad, fila 5 = edad 0):</w:t>
+        <w:t xml:space="preserve">Con la columna qx lista, el resto sale con las mismas fórmulas de la plantilla. En el libro 2 (hoja Tabla de mortalidad, fila 5 = edad 0):</w:t>
       </w:r>
     </w:p>
     <w:tbl>
@@ -2468,7 +2491,7 @@
           <w:sz w:val="21"/>
           <w:szCs w:val="21"/>
         </w:rPr>
-        <w:t xml:space="preserve">Control: la suma de todos los dx debe ser igual al radix (100,000). El Excel lo comprueba en la celda L25 y da 0.</w:t>
+        <w:t xml:space="preserve">Control: la suma de todos los dx debe ser igual al radix (100,000). El libro 2 lo comprueba en la celda L25 y da 0.</w:t>
       </w:r>
     </w:p>
     <w:p>
@@ -3209,7 +3232,7 @@
           <w:sz w:val="21"/>
           <w:szCs w:val="21"/>
         </w:rPr>
-        <w:t xml:space="preserve">Se recalculó toda la tabla por separado en Python y se comparó con el Excel: coinciden hasta el decimal 14.</w:t>
+        <w:t xml:space="preserve">Se recalculó toda la tabla por separado en Python y se comparó con el libro 2: coinciden hasta el decimal 14.</w:t>
       </w:r>
     </w:p>
     <w:p>
@@ -3227,7 +3250,7 @@
           <w:sz w:val="21"/>
           <w:szCs w:val="21"/>
         </w:rPr>
-        <w:t xml:space="preserve">Los totales del Excel (defunciones, nacimientos, población) se comparan con los totales de los archivos originales: diferencia 0.</w:t>
+        <w:t xml:space="preserve">Los totales del libro 1 (defunciones, nacimientos, población) se comparan con los totales de los archivos originales: diferencia 0.</w:t>
       </w:r>
     </w:p>
     <w:p>
@@ -3245,7 +3268,7 @@
           <w:sz w:val="21"/>
           <w:szCs w:val="21"/>
         </w:rPr>
-        <w:t xml:space="preserve">Se probó apagar el suavizado y recalcular: el Excel coincide también sin suavizar.</w:t>
+        <w:t xml:space="preserve">Se probó apagar el suavizado y recalcular: el libro 1 coincide también sin suavizar, y sus columnas D y F coinciden con la hoja Insumos del libro 2.</w:t>
       </w:r>
     </w:p>
     <w:p>
@@ -3281,7 +3304,20 @@
           <w:sz w:val="25"/>
           <w:szCs w:val="25"/>
         </w:rPr>
-        <w:t xml:space="preserve">11. Cómo está organizado el Excel</w:t>
+        <w:t xml:space="preserve">11. Cómo están organizados los dos Excel</w:t>
+      </w:r>
+    </w:p>
+    <w:p>
+      <w:pPr>
+        <w:spacing w:after="110" w:line="276"/>
+      </w:pPr>
+      <w:r>
+        <w:rPr>
+          <w:rFonts w:ascii="Arial" w:cs="Arial" w:eastAsia="Arial" w:hAnsi="Arial"/>
+          <w:sz w:val="21"/>
+          <w:szCs w:val="21"/>
+        </w:rPr>
+        <w:t xml:space="preserve">El trabajo se separó en dos libros para que cada uno sea fácil de leer. Ninguno depende del otro (no hay vínculos entre archivos): el libro 2 trae pegados, como valores, los dos datos que salen del libro 1.</w:t>
       </w:r>
     </w:p>
     <w:tbl>
@@ -3297,8 +3333,8 @@
         </w:tblBorders>
       </w:tblPr>
       <w:tblGrid>
-        <w:gridCol w:w="2600"/>
-        <w:gridCol w:w="6760"/>
+        <w:gridCol w:w="3100"/>
+        <w:gridCol w:w="6260"/>
       </w:tblGrid>
       <w:tr>
         <w:trPr>
@@ -3306,7 +3342,7 @@
         </w:trPr>
         <w:tc>
           <w:tcPr>
-            <w:tcW w:type="dxa" w:w="2600"/>
+            <w:tcW w:type="dxa" w:w="3100"/>
             <w:tcBorders>
               <w:top w:val="single" w:color="BFBFBF" w:sz="4"/>
               <w:left w:val="single" w:color="BFBFBF" w:sz="4"/>
@@ -3334,13 +3370,13 @@
                 <w:sz w:val="18"/>
                 <w:szCs w:val="18"/>
               </w:rPr>
-              <w:t xml:space="preserve">Hoja</w:t>
-            </w:r>
-          </w:p>
-        </w:tc>
-        <w:tc>
-          <w:tcPr>
-            <w:tcW w:type="dxa" w:w="6760"/>
+              <w:t xml:space="preserve">Libro / hoja</w:t>
+            </w:r>
+          </w:p>
+        </w:tc>
+        <w:tc>
+          <w:tcPr>
+            <w:tcW w:type="dxa" w:w="6260"/>
             <w:tcBorders>
               <w:top w:val="single" w:color="BFBFBF" w:sz="4"/>
               <w:left w:val="single" w:color="BFBFBF" w:sz="4"/>
@@ -3376,7 +3412,7 @@
       <w:tr>
         <w:tc>
           <w:tcPr>
-            <w:tcW w:type="dxa" w:w="2600"/>
+            <w:tcW w:type="dxa" w:w="3100"/>
             <w:tcBorders>
               <w:top w:val="single" w:color="BFBFBF" w:sz="4"/>
               <w:left w:val="single" w:color="BFBFBF" w:sz="4"/>
@@ -3403,40 +3439,40 @@
                 <w:sz w:val="18"/>
                 <w:szCs w:val="18"/>
               </w:rPr>
-              <w:t xml:space="preserve">Tabla de mortalidad</w:t>
-            </w:r>
-          </w:p>
-        </w:tc>
-        <w:tc>
-          <w:tcPr>
-            <w:tcW w:type="dxa" w:w="6760"/>
-            <w:tcBorders>
-              <w:top w:val="single" w:color="BFBFBF" w:sz="4"/>
-              <w:left w:val="single" w:color="BFBFBF" w:sz="4"/>
-              <w:bottom w:val="single" w:color="BFBFBF" w:sz="4"/>
-              <w:right w:val="single" w:color="BFBFBF" w:sz="4"/>
-            </w:tcBorders>
-            <w:tcMar>
-              <w:top w:type="dxa" w:w="45"/>
-              <w:left w:type="dxa" w:w="80"/>
-              <w:bottom w:type="dxa" w:w="45"/>
-              <w:right w:type="dxa" w:w="80"/>
-            </w:tcMar>
-          </w:tcPr>
-          <w:p>
-            <w:pPr>
-              <w:keepNext/>
-              <w:jc w:val="center"/>
-            </w:pPr>
-            <w:r>
-              <w:rPr>
-                <w:rFonts w:ascii="Arial" w:cs="Arial" w:eastAsia="Arial" w:hAnsi="Arial"/>
-                <w:b w:val="false"/>
-                <w:bCs w:val="false"/>
-                <w:sz w:val="18"/>
-                <w:szCs w:val="18"/>
-              </w:rPr>
-              <w:t xml:space="preserve">La plantilla de la profesora completa (x de 0 a 100) con fórmulas, nota técnica y la celda amarilla del suavizado.</w:t>
+              <w:t xml:space="preserve">2_Tabla_de_mortalidad: Tabla de mortalidad</w:t>
+            </w:r>
+          </w:p>
+        </w:tc>
+        <w:tc>
+          <w:tcPr>
+            <w:tcW w:type="dxa" w:w="6260"/>
+            <w:tcBorders>
+              <w:top w:val="single" w:color="BFBFBF" w:sz="4"/>
+              <w:left w:val="single" w:color="BFBFBF" w:sz="4"/>
+              <w:bottom w:val="single" w:color="BFBFBF" w:sz="4"/>
+              <w:right w:val="single" w:color="BFBFBF" w:sz="4"/>
+            </w:tcBorders>
+            <w:tcMar>
+              <w:top w:type="dxa" w:w="45"/>
+              <w:left w:type="dxa" w:w="80"/>
+              <w:bottom w:type="dxa" w:w="45"/>
+              <w:right w:type="dxa" w:w="80"/>
+            </w:tcMar>
+          </w:tcPr>
+          <w:p>
+            <w:pPr>
+              <w:keepNext/>
+              <w:jc w:val="center"/>
+            </w:pPr>
+            <w:r>
+              <w:rPr>
+                <w:rFonts w:ascii="Arial" w:cs="Arial" w:eastAsia="Arial" w:hAnsi="Arial"/>
+                <w:b w:val="false"/>
+                <w:bCs w:val="false"/>
+                <w:sz w:val="18"/>
+                <w:szCs w:val="18"/>
+              </w:rPr>
+              <w:t xml:space="preserve">La plantilla de la profesora completa (x de 0 a 100) con fórmulas simples y la nota técnica. Es lo que se entrega como tabla.</w:t>
             </w:r>
           </w:p>
         </w:tc>
@@ -3444,7 +3480,7 @@
       <w:tr>
         <w:tc>
           <w:tcPr>
-            <w:tcW w:type="dxa" w:w="2600"/>
+            <w:tcW w:type="dxa" w:w="3100"/>
             <w:tcBorders>
               <w:top w:val="single" w:color="BFBFBF" w:sz="4"/>
               <w:left w:val="single" w:color="BFBFBF" w:sz="4"/>
@@ -3471,40 +3507,40 @@
                 <w:sz w:val="18"/>
                 <w:szCs w:val="18"/>
               </w:rPr>
-              <w:t xml:space="preserve">Datos usados</w:t>
-            </w:r>
-          </w:p>
-        </w:tc>
-        <w:tc>
-          <w:tcPr>
-            <w:tcW w:type="dxa" w:w="6760"/>
-            <w:tcBorders>
-              <w:top w:val="single" w:color="BFBFBF" w:sz="4"/>
-              <w:left w:val="single" w:color="BFBFBF" w:sz="4"/>
-              <w:bottom w:val="single" w:color="BFBFBF" w:sz="4"/>
-              <w:right w:val="single" w:color="BFBFBF" w:sz="4"/>
-            </w:tcBorders>
-            <w:tcMar>
-              <w:top w:type="dxa" w:w="45"/>
-              <w:left w:type="dxa" w:w="80"/>
-              <w:bottom w:type="dxa" w:w="45"/>
-              <w:right w:type="dxa" w:w="80"/>
-            </w:tcMar>
-          </w:tcPr>
-          <w:p>
-            <w:pPr>
-              <w:keepNext/>
-              <w:jc w:val="center"/>
-            </w:pPr>
-            <w:r>
-              <w:rPr>
-                <w:rFonts w:ascii="Arial" w:cs="Arial" w:eastAsia="Arial" w:hAnsi="Arial"/>
-                <w:b w:val="false"/>
-                <w:bCs w:val="false"/>
-                <w:sz w:val="18"/>
-                <w:szCs w:val="18"/>
-              </w:rPr>
-              <w:t xml:space="preserve">Para cada edad: defunciones, defunciones ajustadas, defunciones usadas, población, población usada y qx.</w:t>
+              <w:t xml:space="preserve">2_Tabla_de_mortalidad: Insumos</w:t>
+            </w:r>
+          </w:p>
+        </w:tc>
+        <w:tc>
+          <w:tcPr>
+            <w:tcW w:type="dxa" w:w="6260"/>
+            <w:tcBorders>
+              <w:top w:val="single" w:color="BFBFBF" w:sz="4"/>
+              <w:left w:val="single" w:color="BFBFBF" w:sz="4"/>
+              <w:bottom w:val="single" w:color="BFBFBF" w:sz="4"/>
+              <w:right w:val="single" w:color="BFBFBF" w:sz="4"/>
+            </w:tcBorders>
+            <w:tcMar>
+              <w:top w:type="dxa" w:w="45"/>
+              <w:left w:type="dxa" w:w="80"/>
+              <w:bottom w:type="dxa" w:w="45"/>
+              <w:right w:type="dxa" w:w="80"/>
+            </w:tcMar>
+          </w:tcPr>
+          <w:p>
+            <w:pPr>
+              <w:keepNext/>
+              <w:jc w:val="center"/>
+            </w:pPr>
+            <w:r>
+              <w:rPr>
+                <w:rFonts w:ascii="Arial" w:cs="Arial" w:eastAsia="Arial" w:hAnsi="Arial"/>
+                <w:b w:val="false"/>
+                <w:bCs w:val="false"/>
+                <w:sz w:val="18"/>
+                <w:szCs w:val="18"/>
+              </w:rPr>
+              <w:t xml:space="preserve">Defunciones usadas y población usada por edad, y los nacimientos de 2019. La tabla calcula qx a partir de aquí.</w:t>
             </w:r>
           </w:p>
         </w:tc>
@@ -3512,7 +3548,7 @@
       <w:tr>
         <w:tc>
           <w:tcPr>
-            <w:tcW w:type="dxa" w:w="2600"/>
+            <w:tcW w:type="dxa" w:w="3100"/>
             <w:tcBorders>
               <w:top w:val="single" w:color="BFBFBF" w:sz="4"/>
               <w:left w:val="single" w:color="BFBFBF" w:sz="4"/>
@@ -3539,40 +3575,40 @@
                 <w:sz w:val="18"/>
                 <w:szCs w:val="18"/>
               </w:rPr>
-              <w:t xml:space="preserve">Defunciones</w:t>
-            </w:r>
-          </w:p>
-        </w:tc>
-        <w:tc>
-          <w:tcPr>
-            <w:tcW w:type="dxa" w:w="6760"/>
-            <w:tcBorders>
-              <w:top w:val="single" w:color="BFBFBF" w:sz="4"/>
-              <w:left w:val="single" w:color="BFBFBF" w:sz="4"/>
-              <w:bottom w:val="single" w:color="BFBFBF" w:sz="4"/>
-              <w:right w:val="single" w:color="BFBFBF" w:sz="4"/>
-            </w:tcBorders>
-            <w:tcMar>
-              <w:top w:type="dxa" w:w="45"/>
-              <w:left w:type="dxa" w:w="80"/>
-              <w:bottom w:type="dxa" w:w="45"/>
-              <w:right w:type="dxa" w:w="80"/>
-            </w:tcMar>
-          </w:tcPr>
-          <w:p>
-            <w:pPr>
-              <w:keepNext/>
-              <w:jc w:val="center"/>
-            </w:pPr>
-            <w:r>
-              <w:rPr>
-                <w:rFonts w:ascii="Arial" w:cs="Arial" w:eastAsia="Arial" w:hAnsi="Arial"/>
-                <w:b w:val="false"/>
-                <w:bCs w:val="false"/>
-                <w:sz w:val="18"/>
-                <w:szCs w:val="18"/>
-              </w:rPr>
-              <w:t xml:space="preserve">Conteo de defunciones ocurridas en 2019 por edad y sexo, y cuántas aportó cada archivo.</w:t>
+              <w:t xml:space="preserve">1_Preparacion_datos: Preparación</w:t>
+            </w:r>
+          </w:p>
+        </w:tc>
+        <w:tc>
+          <w:tcPr>
+            <w:tcW w:type="dxa" w:w="6260"/>
+            <w:tcBorders>
+              <w:top w:val="single" w:color="BFBFBF" w:sz="4"/>
+              <w:left w:val="single" w:color="BFBFBF" w:sz="4"/>
+              <w:bottom w:val="single" w:color="BFBFBF" w:sz="4"/>
+              <w:right w:val="single" w:color="BFBFBF" w:sz="4"/>
+            </w:tcBorders>
+            <w:tcMar>
+              <w:top w:type="dxa" w:w="45"/>
+              <w:left w:type="dxa" w:w="80"/>
+              <w:bottom w:type="dxa" w:w="45"/>
+              <w:right w:type="dxa" w:w="80"/>
+            </w:tcMar>
+          </w:tcPr>
+          <w:p>
+            <w:pPr>
+              <w:keepNext/>
+              <w:jc w:val="center"/>
+            </w:pPr>
+            <w:r>
+              <w:rPr>
+                <w:rFonts w:ascii="Arial" w:cs="Arial" w:eastAsia="Arial" w:hAnsi="Arial"/>
+                <w:b w:val="false"/>
+                <w:bCs w:val="false"/>
+                <w:sz w:val="18"/>
+                <w:szCs w:val="18"/>
+              </w:rPr>
+              <w:t xml:space="preserve">Paso de los conteos de INEGI a defunciones y población usadas: redistribución de la edad no especificada, suavizado (celda J5) y qx.</w:t>
             </w:r>
           </w:p>
         </w:tc>
@@ -3580,7 +3616,7 @@
       <w:tr>
         <w:tc>
           <w:tcPr>
-            <w:tcW w:type="dxa" w:w="2600"/>
+            <w:tcW w:type="dxa" w:w="3100"/>
             <w:tcBorders>
               <w:top w:val="single" w:color="BFBFBF" w:sz="4"/>
               <w:left w:val="single" w:color="BFBFBF" w:sz="4"/>
@@ -3607,40 +3643,40 @@
                 <w:sz w:val="18"/>
                 <w:szCs w:val="18"/>
               </w:rPr>
-              <w:t xml:space="preserve">Población</w:t>
-            </w:r>
-          </w:p>
-        </w:tc>
-        <w:tc>
-          <w:tcPr>
-            <w:tcW w:type="dxa" w:w="6760"/>
-            <w:tcBorders>
-              <w:top w:val="single" w:color="BFBFBF" w:sz="4"/>
-              <w:left w:val="single" w:color="BFBFBF" w:sz="4"/>
-              <w:bottom w:val="single" w:color="BFBFBF" w:sz="4"/>
-              <w:right w:val="single" w:color="BFBFBF" w:sz="4"/>
-            </w:tcBorders>
-            <w:tcMar>
-              <w:top w:type="dxa" w:w="45"/>
-              <w:left w:type="dxa" w:w="80"/>
-              <w:bottom w:type="dxa" w:w="45"/>
-              <w:right w:type="dxa" w:w="80"/>
-            </w:tcMar>
-          </w:tcPr>
-          <w:p>
-            <w:pPr>
-              <w:keepNext/>
-              <w:jc w:val="center"/>
-            </w:pPr>
-            <w:r>
-              <w:rPr>
-                <w:rFonts w:ascii="Arial" w:cs="Arial" w:eastAsia="Arial" w:hAnsi="Arial"/>
-                <w:b w:val="false"/>
-                <w:bCs w:val="false"/>
-                <w:sz w:val="18"/>
-                <w:szCs w:val="18"/>
-              </w:rPr>
-              <w:t xml:space="preserve">Población del Censo 2020 por edad y sexo.</w:t>
+              <w:t xml:space="preserve">1_Preparacion_datos: Defunciones</w:t>
+            </w:r>
+          </w:p>
+        </w:tc>
+        <w:tc>
+          <w:tcPr>
+            <w:tcW w:type="dxa" w:w="6260"/>
+            <w:tcBorders>
+              <w:top w:val="single" w:color="BFBFBF" w:sz="4"/>
+              <w:left w:val="single" w:color="BFBFBF" w:sz="4"/>
+              <w:bottom w:val="single" w:color="BFBFBF" w:sz="4"/>
+              <w:right w:val="single" w:color="BFBFBF" w:sz="4"/>
+            </w:tcBorders>
+            <w:tcMar>
+              <w:top w:type="dxa" w:w="45"/>
+              <w:left w:type="dxa" w:w="80"/>
+              <w:bottom w:type="dxa" w:w="45"/>
+              <w:right w:type="dxa" w:w="80"/>
+            </w:tcMar>
+          </w:tcPr>
+          <w:p>
+            <w:pPr>
+              <w:keepNext/>
+              <w:jc w:val="center"/>
+            </w:pPr>
+            <w:r>
+              <w:rPr>
+                <w:rFonts w:ascii="Arial" w:cs="Arial" w:eastAsia="Arial" w:hAnsi="Arial"/>
+                <w:b w:val="false"/>
+                <w:bCs w:val="false"/>
+                <w:sz w:val="18"/>
+                <w:szCs w:val="18"/>
+              </w:rPr>
+              <w:t xml:space="preserve">Conteo de defunciones ocurridas en 2019 por edad y sexo, y cuántas aportó cada archivo.</w:t>
             </w:r>
           </w:p>
         </w:tc>
@@ -3648,7 +3684,7 @@
       <w:tr>
         <w:tc>
           <w:tcPr>
-            <w:tcW w:type="dxa" w:w="2600"/>
+            <w:tcW w:type="dxa" w:w="3100"/>
             <w:tcBorders>
               <w:top w:val="single" w:color="BFBFBF" w:sz="4"/>
               <w:left w:val="single" w:color="BFBFBF" w:sz="4"/>
@@ -3675,40 +3711,40 @@
                 <w:sz w:val="18"/>
                 <w:szCs w:val="18"/>
               </w:rPr>
-              <w:t xml:space="preserve">Nacimientos</w:t>
-            </w:r>
-          </w:p>
-        </w:tc>
-        <w:tc>
-          <w:tcPr>
-            <w:tcW w:type="dxa" w:w="6760"/>
-            <w:tcBorders>
-              <w:top w:val="single" w:color="BFBFBF" w:sz="4"/>
-              <w:left w:val="single" w:color="BFBFBF" w:sz="4"/>
-              <w:bottom w:val="single" w:color="BFBFBF" w:sz="4"/>
-              <w:right w:val="single" w:color="BFBFBF" w:sz="4"/>
-            </w:tcBorders>
-            <w:tcMar>
-              <w:top w:type="dxa" w:w="45"/>
-              <w:left w:type="dxa" w:w="80"/>
-              <w:bottom w:type="dxa" w:w="45"/>
-              <w:right w:type="dxa" w:w="80"/>
-            </w:tcMar>
-          </w:tcPr>
-          <w:p>
-            <w:pPr>
-              <w:keepNext/>
-              <w:jc w:val="center"/>
-            </w:pPr>
-            <w:r>
-              <w:rPr>
-                <w:rFonts w:ascii="Arial" w:cs="Arial" w:eastAsia="Arial" w:hAnsi="Arial"/>
-                <w:b w:val="false"/>
-                <w:bCs w:val="false"/>
-                <w:sz w:val="18"/>
-                <w:szCs w:val="18"/>
-              </w:rPr>
-              <w:t xml:space="preserve">Nacimientos de 2019 por sexo y por archivo.</w:t>
+              <w:t xml:space="preserve">1_Preparacion_datos: Población</w:t>
+            </w:r>
+          </w:p>
+        </w:tc>
+        <w:tc>
+          <w:tcPr>
+            <w:tcW w:type="dxa" w:w="6260"/>
+            <w:tcBorders>
+              <w:top w:val="single" w:color="BFBFBF" w:sz="4"/>
+              <w:left w:val="single" w:color="BFBFBF" w:sz="4"/>
+              <w:bottom w:val="single" w:color="BFBFBF" w:sz="4"/>
+              <w:right w:val="single" w:color="BFBFBF" w:sz="4"/>
+            </w:tcBorders>
+            <w:tcMar>
+              <w:top w:type="dxa" w:w="45"/>
+              <w:left w:type="dxa" w:w="80"/>
+              <w:bottom w:type="dxa" w:w="45"/>
+              <w:right w:type="dxa" w:w="80"/>
+            </w:tcMar>
+          </w:tcPr>
+          <w:p>
+            <w:pPr>
+              <w:keepNext/>
+              <w:jc w:val="center"/>
+            </w:pPr>
+            <w:r>
+              <w:rPr>
+                <w:rFonts w:ascii="Arial" w:cs="Arial" w:eastAsia="Arial" w:hAnsi="Arial"/>
+                <w:b w:val="false"/>
+                <w:bCs w:val="false"/>
+                <w:sz w:val="18"/>
+                <w:szCs w:val="18"/>
+              </w:rPr>
+              <w:t xml:space="preserve">Población del Censo 2020 por edad y sexo.</w:t>
             </w:r>
           </w:p>
         </w:tc>
@@ -3716,7 +3752,7 @@
       <w:tr>
         <w:tc>
           <w:tcPr>
-            <w:tcW w:type="dxa" w:w="2600"/>
+            <w:tcW w:type="dxa" w:w="3100"/>
             <w:tcBorders>
               <w:top w:val="single" w:color="BFBFBF" w:sz="4"/>
               <w:left w:val="single" w:color="BFBFBF" w:sz="4"/>
@@ -3743,13 +3779,81 @@
                 <w:sz w:val="18"/>
                 <w:szCs w:val="18"/>
               </w:rPr>
-              <w:t xml:space="preserve">Fuentes</w:t>
-            </w:r>
-          </w:p>
-        </w:tc>
-        <w:tc>
-          <w:tcPr>
-            <w:tcW w:type="dxa" w:w="6760"/>
+              <w:t xml:space="preserve">1_Preparacion_datos: Nacimientos</w:t>
+            </w:r>
+          </w:p>
+        </w:tc>
+        <w:tc>
+          <w:tcPr>
+            <w:tcW w:type="dxa" w:w="6260"/>
+            <w:tcBorders>
+              <w:top w:val="single" w:color="BFBFBF" w:sz="4"/>
+              <w:left w:val="single" w:color="BFBFBF" w:sz="4"/>
+              <w:bottom w:val="single" w:color="BFBFBF" w:sz="4"/>
+              <w:right w:val="single" w:color="BFBFBF" w:sz="4"/>
+            </w:tcBorders>
+            <w:tcMar>
+              <w:top w:type="dxa" w:w="45"/>
+              <w:left w:type="dxa" w:w="80"/>
+              <w:bottom w:type="dxa" w:w="45"/>
+              <w:right w:type="dxa" w:w="80"/>
+            </w:tcMar>
+          </w:tcPr>
+          <w:p>
+            <w:pPr>
+              <w:keepNext/>
+              <w:jc w:val="center"/>
+            </w:pPr>
+            <w:r>
+              <w:rPr>
+                <w:rFonts w:ascii="Arial" w:cs="Arial" w:eastAsia="Arial" w:hAnsi="Arial"/>
+                <w:b w:val="false"/>
+                <w:bCs w:val="false"/>
+                <w:sz w:val="18"/>
+                <w:szCs w:val="18"/>
+              </w:rPr>
+              <w:t xml:space="preserve">Nacimientos de 2019 por sexo y por archivo.</w:t>
+            </w:r>
+          </w:p>
+        </w:tc>
+      </w:tr>
+      <w:tr>
+        <w:tc>
+          <w:tcPr>
+            <w:tcW w:type="dxa" w:w="3100"/>
+            <w:tcBorders>
+              <w:top w:val="single" w:color="BFBFBF" w:sz="4"/>
+              <w:left w:val="single" w:color="BFBFBF" w:sz="4"/>
+              <w:bottom w:val="single" w:color="BFBFBF" w:sz="4"/>
+              <w:right w:val="single" w:color="BFBFBF" w:sz="4"/>
+            </w:tcBorders>
+            <w:tcMar>
+              <w:top w:type="dxa" w:w="45"/>
+              <w:left w:type="dxa" w:w="80"/>
+              <w:bottom w:type="dxa" w:w="45"/>
+              <w:right w:type="dxa" w:w="80"/>
+            </w:tcMar>
+          </w:tcPr>
+          <w:p>
+            <w:pPr>
+              <w:keepNext/>
+              <w:jc w:val="left"/>
+            </w:pPr>
+            <w:r>
+              <w:rPr>
+                <w:rFonts w:ascii="Arial" w:cs="Arial" w:eastAsia="Arial" w:hAnsi="Arial"/>
+                <w:b w:val="false"/>
+                <w:bCs w:val="false"/>
+                <w:sz w:val="18"/>
+                <w:szCs w:val="18"/>
+              </w:rPr>
+              <w:t xml:space="preserve">1_Preparacion_datos: Fuentes</w:t>
+            </w:r>
+          </w:p>
+        </w:tc>
+        <w:tc>
+          <w:tcPr>
+            <w:tcW w:type="dxa" w:w="6260"/>
             <w:tcBorders>
               <w:top w:val="single" w:color="BFBFBF" w:sz="4"/>
               <w:left w:val="single" w:color="BFBFBF" w:sz="4"/>
@@ -3973,15 +4077,43 @@
           <w:sz w:val="21"/>
           <w:szCs w:val="21"/>
         </w:rPr>
-        <w:t xml:space="preserve">T_Mortalidad_INEGI_Mexico_2019.xlsx: </w:t>
-      </w:r>
-      <w:r>
-        <w:rPr>
-          <w:rFonts w:ascii="Arial" w:cs="Arial" w:eastAsia="Arial" w:hAnsi="Arial"/>
-          <w:sz w:val="21"/>
-          <w:szCs w:val="21"/>
-        </w:rPr>
-        <w:t xml:space="preserve">la tabla (hoja 1) y los datos usados (demás hojas).</w:t>
+        <w:t xml:space="preserve">2_Tabla_de_mortalidad_INEGI_2019.xlsx: </w:t>
+      </w:r>
+      <w:r>
+        <w:rPr>
+          <w:rFonts w:ascii="Arial" w:cs="Arial" w:eastAsia="Arial" w:hAnsi="Arial"/>
+          <w:sz w:val="21"/>
+          <w:szCs w:val="21"/>
+        </w:rPr>
+        <w:t xml:space="preserve">la tabla de la plantilla y sus insumos.</w:t>
+      </w:r>
+    </w:p>
+    <w:p>
+      <w:pPr>
+        <w:pStyle w:val="ListParagraph"/>
+        <w:numPr>
+          <w:ilvl w:val="0"/>
+          <w:numId w:val="2"/>
+        </w:numPr>
+        <w:spacing w:after="55" w:line="264"/>
+      </w:pPr>
+      <w:r>
+        <w:rPr>
+          <w:rFonts w:ascii="Arial" w:cs="Arial" w:eastAsia="Arial" w:hAnsi="Arial"/>
+          <w:b/>
+          <w:bCs/>
+          <w:sz w:val="21"/>
+          <w:szCs w:val="21"/>
+        </w:rPr>
+        <w:t xml:space="preserve">1_Preparacion_datos_INEGI_2019.xlsx: </w:t>
+      </w:r>
+      <w:r>
+        <w:rPr>
+          <w:rFonts w:ascii="Arial" w:cs="Arial" w:eastAsia="Arial" w:hAnsi="Arial"/>
+          <w:sz w:val="21"/>
+          <w:szCs w:val="21"/>
+        </w:rPr>
+        <w:t xml:space="preserve">los datos de INEGI contados y su preparación.</w:t>
       </w:r>
     </w:p>
     <w:p>
